--- a/templates/template_udkb.docx
+++ b/templates/template_udkb.docx
@@ -1240,20 +1240,63 @@
           <w:kern w:val="0"/>
           <w:sz w:val="21"/>
           <w:szCs w:val="21"/>
-          <w:u w:val="single"/>
-          <w14:ligatures w14:val="none"/>
-        </w:rPr>
-      </w:pPr>
-      <w:r>
-        <w:rPr>
-          <w:rFonts w:ascii="Courier New" w:eastAsia="Times New Roman" w:hAnsi="Courier New" w:cs="Courier New"/>
-          <w:kern w:val="0"/>
-          <w:sz w:val="21"/>
-          <w:szCs w:val="21"/>
-          <w:u w:val="single"/>
-          <w14:ligatures w14:val="none"/>
-        </w:rPr>
-        <w:t>UD KARYA BAJIBU</w:t>
+          <w14:ligatures w14:val="none"/>
+        </w:rPr>
+      </w:pPr>
+      <w:r>
+        <w:rPr>
+          <w:noProof/>
+        </w:rPr>
+        <w:drawing>
+          <wp:inline distT="0" distB="0" distL="0" distR="0" wp14:anchorId="2D090ADE" wp14:editId="4EF2B76C">
+            <wp:extent cx="1258506" cy="398145"/>
+            <wp:effectExtent l="0" t="0" r="0" b="0"/>
+            <wp:docPr id="464573795" name="Picture 8"/>
+            <wp:cNvGraphicFramePr>
+              <a:graphicFrameLocks xmlns:a="http://schemas.openxmlformats.org/drawingml/2006/main" noChangeAspect="1"/>
+            </wp:cNvGraphicFramePr>
+            <a:graphic xmlns:a="http://schemas.openxmlformats.org/drawingml/2006/main">
+              <a:graphicData uri="http://schemas.openxmlformats.org/drawingml/2006/picture">
+                <pic:pic xmlns:pic="http://schemas.openxmlformats.org/drawingml/2006/picture">
+                  <pic:nvPicPr>
+                    <pic:cNvPr id="464573795" name="Picture 464573795"/>
+                    <pic:cNvPicPr/>
+                  </pic:nvPicPr>
+                  <pic:blipFill rotWithShape="1">
+                    <a:blip r:embed="rId6" cstate="print">
+                      <a:extLst>
+                        <a:ext uri="{28A0092B-C50C-407E-A947-70E740481C1C}">
+                          <a14:useLocalDpi xmlns:a14="http://schemas.microsoft.com/office/drawing/2010/main" val="0"/>
+                        </a:ext>
+                      </a:extLst>
+                    </a:blip>
+                    <a:srcRect l="11009" t="29612" r="7481" b="31708"/>
+                    <a:stretch>
+                      <a:fillRect/>
+                    </a:stretch>
+                  </pic:blipFill>
+                  <pic:spPr bwMode="auto">
+                    <a:xfrm>
+                      <a:off x="0" y="0"/>
+                      <a:ext cx="1264214" cy="399951"/>
+                    </a:xfrm>
+                    <a:prstGeom prst="rect">
+                      <a:avLst/>
+                    </a:prstGeom>
+                    <a:ln>
+                      <a:noFill/>
+                    </a:ln>
+                    <a:extLst>
+                      <a:ext uri="{53640926-AAD7-44D8-BBD7-CCE9431645EC}">
+                        <a14:shadowObscured xmlns:a14="http://schemas.microsoft.com/office/drawing/2010/main"/>
+                      </a:ext>
+                    </a:extLst>
+                  </pic:spPr>
+                </pic:pic>
+              </a:graphicData>
+            </a:graphic>
+          </wp:inline>
+        </w:drawing>
       </w:r>
     </w:p>
     <w:p>
@@ -1284,16 +1327,6 @@
           <w14:ligatures w14:val="none"/>
         </w:rPr>
       </w:pPr>
-      <w:r>
-        <w:rPr>
-          <w:rFonts w:ascii="Courier New" w:eastAsia="Times New Roman" w:hAnsi="Courier New" w:cs="Courier New"/>
-          <w:kern w:val="0"/>
-          <w:sz w:val="21"/>
-          <w:szCs w:val="21"/>
-          <w14:ligatures w14:val="none"/>
-        </w:rPr>
-        <w:t xml:space="preserve">             </w:t>
-      </w:r>
     </w:p>
     <w:p>
       <w:pPr>
@@ -1324,6 +1357,56 @@
           <w14:ligatures w14:val="none"/>
         </w:rPr>
       </w:pPr>
+      <w:r>
+        <w:rPr>
+          <w:rFonts w:ascii="Courier New" w:eastAsia="Times New Roman" w:hAnsi="Courier New" w:cs="Courier New"/>
+          <w:kern w:val="0"/>
+          <w:sz w:val="21"/>
+          <w:szCs w:val="21"/>
+          <w:u w:val="single"/>
+          <w14:ligatures w14:val="none"/>
+        </w:rPr>
+        <w:t>UD KARYA BAJIBU</w:t>
+      </w:r>
+    </w:p>
+    <w:p>
+      <w:pPr>
+        <w:tabs>
+          <w:tab w:val="left" w:pos="916"/>
+          <w:tab w:val="left" w:pos="1832"/>
+          <w:tab w:val="left" w:pos="2748"/>
+          <w:tab w:val="left" w:pos="3664"/>
+          <w:tab w:val="left" w:pos="4580"/>
+          <w:tab w:val="left" w:pos="5496"/>
+          <w:tab w:val="left" w:pos="6412"/>
+          <w:tab w:val="left" w:pos="7328"/>
+          <w:tab w:val="left" w:pos="8244"/>
+          <w:tab w:val="left" w:pos="9160"/>
+          <w:tab w:val="left" w:pos="10076"/>
+          <w:tab w:val="left" w:pos="10992"/>
+          <w:tab w:val="left" w:pos="11908"/>
+          <w:tab w:val="left" w:pos="12824"/>
+          <w:tab w:val="left" w:pos="13740"/>
+          <w:tab w:val="left" w:pos="14656"/>
+        </w:tabs>
+        <w:rPr>
+          <w:rFonts w:ascii="Courier New" w:eastAsia="Times New Roman" w:hAnsi="Courier New" w:cs="Courier New"/>
+          <w:kern w:val="0"/>
+          <w:sz w:val="21"/>
+          <w:szCs w:val="21"/>
+          <w14:ligatures w14:val="none"/>
+        </w:rPr>
+      </w:pPr>
+      <w:r>
+        <w:rPr>
+          <w:rFonts w:ascii="Courier New" w:eastAsia="Times New Roman" w:hAnsi="Courier New" w:cs="Courier New"/>
+          <w:kern w:val="0"/>
+          <w:sz w:val="21"/>
+          <w:szCs w:val="21"/>
+          <w14:ligatures w14:val="none"/>
+        </w:rPr>
+        <w:t xml:space="preserve">             </w:t>
+      </w:r>
     </w:p>
     <w:p>
       <w:pPr>
